--- a/klagomål/A 44466-2025 FSC-klagomål.docx
+++ b/klagomål/A 44466-2025 FSC-klagomål.docx
@@ -1105,7 +1105,7 @@
     <w:r>
       <w:tab/>
       <w:tab/>
-      <w:t>2025-09-17</w:t>
+      <w:t>2025-09-18</w:t>
       <w:br/>
       <w:br/>
     </w:r>

--- a/klagomål/A 44466-2025 FSC-klagomål.docx
+++ b/klagomål/A 44466-2025 FSC-klagomål.docx
@@ -1105,7 +1105,7 @@
     <w:r>
       <w:tab/>
       <w:tab/>
-      <w:t>2025-09-18</w:t>
+      <w:t>2025-09-22</w:t>
       <w:br/>
       <w:br/>
     </w:r>

--- a/klagomål/A 44466-2025 FSC-klagomål.docx
+++ b/klagomål/A 44466-2025 FSC-klagomål.docx
@@ -1105,7 +1105,7 @@
     <w:r>
       <w:tab/>
       <w:tab/>
-      <w:t>2025-09-22</w:t>
+      <w:t>2025-09-23</w:t>
       <w:br/>
       <w:br/>
     </w:r>

--- a/klagomål/A 44466-2025 FSC-klagomål.docx
+++ b/klagomål/A 44466-2025 FSC-klagomål.docx
@@ -1105,7 +1105,7 @@
     <w:r>
       <w:tab/>
       <w:tab/>
-      <w:t>2025-09-23</w:t>
+      <w:t>2025-09-24</w:t>
       <w:br/>
       <w:br/>
     </w:r>

--- a/klagomål/A 44466-2025 FSC-klagomål.docx
+++ b/klagomål/A 44466-2025 FSC-klagomål.docx
@@ -1105,7 +1105,7 @@
     <w:r>
       <w:tab/>
       <w:tab/>
-      <w:t>2025-09-24</w:t>
+      <w:t>2025-09-25</w:t>
       <w:br/>
       <w:br/>
     </w:r>
